--- a/README-VesicleFitting.docx
+++ b/README-VesicleFitting.docx
@@ -1,6 +1,6 @@
 
 <file path=word/document.xml><?xml version="1.0" encoding="utf-8"?>
-<w:document xmlns:wpc="http://schemas.microsoft.com/office/word/2010/wordprocessingCanvas" xmlns:cx="http://schemas.microsoft.com/office/drawing/2014/chartex" xmlns:cx1="http://schemas.microsoft.com/office/drawing/2015/9/8/chartex" xmlns:cx2="http://schemas.microsoft.com/office/drawing/2015/10/21/chartex" xmlns:cx3="http://schemas.microsoft.com/office/drawing/2016/5/9/chartex" xmlns:cx4="http://schemas.microsoft.com/office/drawing/2016/5/10/chartex" xmlns:cx5="http://schemas.microsoft.com/office/drawing/2016/5/11/chartex" xmlns:cx6="http://schemas.microsoft.com/office/drawing/2016/5/12/chartex" xmlns:cx7="http://schemas.microsoft.com/office/drawing/2016/5/13/chartex" xmlns:cx8="http://schemas.microsoft.com/office/drawing/2016/5/14/chartex" xmlns:mc="http://schemas.openxmlformats.org/markup-compatibility/2006" xmlns:aink="http://schemas.microsoft.com/office/drawing/2016/ink" xmlns:am3d="http://schemas.microsoft.com/office/drawing/2017/model3d" xmlns:o="urn:schemas-microsoft-com:office:office" xmlns:oel="http://schemas.microsoft.com/office/2019/extlst" xmlns:r="http://schemas.openxmlformats.org/officeDocument/2006/relationships" xmlns:m="http://schemas.openxmlformats.org/officeDocument/2006/math" xmlns:v="urn:schemas-microsoft-com:vml" xmlns:wp14="http://schemas.microsoft.com/office/word/2010/wordprocessingDrawing" xmlns:wp="http://schemas.openxmlformats.org/drawingml/2006/wordprocessingDrawing" xmlns:w10="urn:schemas-microsoft-com:office:word" xmlns:w="http://schemas.openxmlformats.org/wordprocessingml/2006/main" xmlns:w14="http://schemas.microsoft.com/office/word/2010/wordml" xmlns:w15="http://schemas.microsoft.com/office/word/2012/wordml" xmlns:w16cex="http://schemas.microsoft.com/office/word/2018/wordml/cex" xmlns:w16cid="http://schemas.microsoft.com/office/word/2016/wordml/cid" xmlns:w16="http://schemas.microsoft.com/office/word/2018/wordml" xmlns:w16du="http://schemas.microsoft.com/office/word/2023/wordml/word16du" xmlns:w16sdtdh="http://schemas.microsoft.com/office/word/2020/wordml/sdtdatahash" xmlns:w16se="http://schemas.microsoft.com/office/word/2015/wordml/symex" xmlns:wpg="http://schemas.microsoft.com/office/word/2010/wordprocessingGroup" xmlns:wpi="http://schemas.microsoft.com/office/word/2010/wordprocessingInk" xmlns:wne="http://schemas.microsoft.com/office/word/2006/wordml" xmlns:wps="http://schemas.microsoft.com/office/word/2010/wordprocessingShape" mc:Ignorable="w14 w15 w16se w16cid w16 w16cex w16sdtdh w16du wp14">
+<w:document xmlns:wpc="http://schemas.microsoft.com/office/word/2010/wordprocessingCanvas" xmlns:cx="http://schemas.microsoft.com/office/drawing/2014/chartex" xmlns:cx1="http://schemas.microsoft.com/office/drawing/2015/9/8/chartex" xmlns:cx2="http://schemas.microsoft.com/office/drawing/2015/10/21/chartex" xmlns:cx3="http://schemas.microsoft.com/office/drawing/2016/5/9/chartex" xmlns:cx4="http://schemas.microsoft.com/office/drawing/2016/5/10/chartex" xmlns:cx5="http://schemas.microsoft.com/office/drawing/2016/5/11/chartex" xmlns:cx6="http://schemas.microsoft.com/office/drawing/2016/5/12/chartex" xmlns:cx7="http://schemas.microsoft.com/office/drawing/2016/5/13/chartex" xmlns:cx8="http://schemas.microsoft.com/office/drawing/2016/5/14/chartex" xmlns:mc="http://schemas.openxmlformats.org/markup-compatibility/2006" xmlns:aink="http://schemas.microsoft.com/office/drawing/2016/ink" xmlns:am3d="http://schemas.microsoft.com/office/drawing/2017/model3d" xmlns:o="urn:schemas-microsoft-com:office:office" xmlns:oel="http://schemas.microsoft.com/office/2019/extlst" xmlns:r="http://schemas.openxmlformats.org/officeDocument/2006/relationships" xmlns:m="http://schemas.openxmlformats.org/officeDocument/2006/math" xmlns:v="urn:schemas-microsoft-com:vml" xmlns:wp14="http://schemas.microsoft.com/office/word/2010/wordprocessingDrawing" xmlns:wp="http://schemas.openxmlformats.org/drawingml/2006/wordprocessingDrawing" xmlns:w10="urn:schemas-microsoft-com:office:word" xmlns:w="http://schemas.openxmlformats.org/wordprocessingml/2006/main" xmlns:w14="http://schemas.microsoft.com/office/word/2010/wordml" xmlns:w15="http://schemas.microsoft.com/office/word/2012/wordml" xmlns:w16cex="http://schemas.microsoft.com/office/word/2018/wordml/cex" xmlns:w16cid="http://schemas.microsoft.com/office/word/2016/wordml/cid" xmlns:w16="http://schemas.microsoft.com/office/word/2018/wordml" xmlns:w16du="http://schemas.microsoft.com/office/word/2023/wordml/word16du" xmlns:w16sdtdh="http://schemas.microsoft.com/office/word/2020/wordml/sdtdatahash" xmlns:w16sdtfl="http://schemas.microsoft.com/office/word/2024/wordml/sdtformatlock" xmlns:w16se="http://schemas.microsoft.com/office/word/2015/wordml/symex" xmlns:wpg="http://schemas.microsoft.com/office/word/2010/wordprocessingGroup" xmlns:wpi="http://schemas.microsoft.com/office/word/2010/wordprocessingInk" xmlns:wne="http://schemas.microsoft.com/office/word/2006/wordml" xmlns:wps="http://schemas.microsoft.com/office/word/2010/wordprocessingShape" mc:Ignorable="w14 w15 w16se w16cid w16 w16cex w16sdtdh w16sdtfl w16du wp14">
   <w:body>
     <w:p>
       <w:pPr>
@@ -20,6 +20,12 @@
     <w:p>
       <w:r>
         <w:t>F Sigworth 3 September 2024</w:t>
+      </w:r>
+    </w:p>
+    <w:p>
+      <w:r>
+        <w:tab/>
+        <w:t>revised 22 May 2025</w:t>
       </w:r>
     </w:p>
     <w:p/>
@@ -41,7 +47,10 @@
       </w:r>
       <w:proofErr w:type="spellStart"/>
       <w:r>
-        <w:t>aEMCodeRepository</w:t>
+        <w:t>aEMCode</w:t>
+      </w:r>
+      <w:r>
+        <w:t>Vesicles</w:t>
       </w:r>
       <w:proofErr w:type="spellEnd"/>
       <w:r>
@@ -137,6 +146,26 @@
         <w:t>Info/, Merged/, Jpeg/, etc.</w:t>
       </w:r>
     </w:p>
+    <w:p>
+      <w:pPr>
+        <w:pStyle w:val="ListParagraph"/>
+        <w:numPr>
+          <w:ilvl w:val="0"/>
+          <w:numId w:val="9"/>
+        </w:numPr>
+      </w:pPr>
+      <w:r>
+        <w:t>The main programs are to be found in the Relion folder (</w:t>
+      </w:r>
+      <w:proofErr w:type="spellStart"/>
+      <w:r>
+        <w:t>rlStarToMiFiles</w:t>
+      </w:r>
+      <w:proofErr w:type="spellEnd"/>
+      <w:r>
+        <w:t>) and the RSC-apps folder (all the others).</w:t>
+      </w:r>
+    </w:p>
     <w:p/>
     <w:p>
       <w:pPr>
@@ -180,17 +209,20 @@
         <w:t xml:space="preserve"> a </w:t>
       </w:r>
       <w:proofErr w:type="spellStart"/>
+      <w:r>
+        <w:t>micrographs_ctf.star</w:t>
+      </w:r>
+      <w:proofErr w:type="spellEnd"/>
+      <w:r>
+        <w:t xml:space="preserve"> file which contains metadata </w:t>
+      </w:r>
       <w:proofErr w:type="gramStart"/>
       <w:r>
-        <w:t>micrographs</w:t>
+        <w:t>and also</w:t>
       </w:r>
       <w:proofErr w:type="gramEnd"/>
       <w:r>
-        <w:t>_ctf.star</w:t>
-      </w:r>
-      <w:proofErr w:type="spellEnd"/>
-      <w:r>
-        <w:t xml:space="preserve"> file which contains metadata and also paths to the micrographs. </w:t>
+        <w:t xml:space="preserve"> paths to the micrographs. </w:t>
       </w:r>
       <w:r>
         <w:t xml:space="preserve">For each micrograph </w:t>
@@ -236,13 +268,8 @@
         <w:t xml:space="preserve">writes a binned (default by 4) micrograph file, </w:t>
       </w:r>
       <w:proofErr w:type="spellStart"/>
-      <w:proofErr w:type="gramStart"/>
-      <w:r>
-        <w:t>Merged</w:t>
-      </w:r>
-      <w:proofErr w:type="gramEnd"/>
-      <w:r>
-        <w:t>_sm</w:t>
+      <w:r>
+        <w:t>Merged_sm</w:t>
       </w:r>
       <w:proofErr w:type="spellEnd"/>
       <w:r>
@@ -383,15 +410,7 @@
         <w:t>closing</w:t>
       </w:r>
       <w:r>
-        <w:t xml:space="preserve"> the </w:t>
-      </w:r>
-      <w:proofErr w:type="gramStart"/>
-      <w:r>
-        <w:t>GUI</w:t>
-      </w:r>
-      <w:proofErr w:type="gramEnd"/>
-      <w:r>
-        <w:t xml:space="preserve"> </w:t>
+        <w:t xml:space="preserve"> the GUI </w:t>
       </w:r>
       <w:r>
         <w:t xml:space="preserve">the program </w:t>
@@ -451,6 +470,9 @@
       </w:r>
       <w:r>
         <w:t xml:space="preserve"> in a list.</w:t>
+      </w:r>
+      <w:r>
+        <w:t xml:space="preserve"> The batch program k3DistributedPipeline (see below) does the batch processing.</w:t>
       </w:r>
     </w:p>
     <w:p>
@@ -516,6 +538,25 @@
     </w:p>
     <w:p>
       <w:pPr>
+        <w:pStyle w:val="ListParagraph"/>
+      </w:pPr>
+      <w:r>
+        <w:t>This figure</w:t>
+      </w:r>
+      <w:r>
+        <w:t xml:space="preserve"> is an overview of the controls in the GUI</w:t>
+      </w:r>
+      <w:r>
+        <w:t>. See the boxes outlined in magenta which shows the control groups.</w:t>
+      </w:r>
+    </w:p>
+    <w:p>
+      <w:pPr>
+        <w:pStyle w:val="ListParagraph"/>
+      </w:pPr>
+    </w:p>
+    <w:p>
+      <w:pPr>
         <w:ind w:firstLine="720"/>
       </w:pPr>
       <w:r>
@@ -559,7 +600,11 @@
         <w:t xml:space="preserve"> in section 3. This is the threshold for vesicle finding.</w:t>
       </w:r>
       <w:r>
-        <w:t xml:space="preserve"> (The actual amplitude value is given in yellow in each vesicle on the display.) </w:t>
+        <w:t xml:space="preserve"> (The actual amplitude value is given in yellow in </w:t>
+      </w:r>
+      <w:r>
+        <w:lastRenderedPageBreak/>
+        <w:t xml:space="preserve">each vesicle on the display.) </w:t>
       </w:r>
       <w:r>
         <w:rPr>
@@ -1051,22 +1096,7 @@
         <w:t>When Outline mask or Paint mask (2) is active, clicking or dragging in the main window allows you to create a mask manually. No vesicle is found having its center in the mask.</w:t>
       </w:r>
     </w:p>
-    <w:p>
-      <w:pPr>
-        <w:pStyle w:val="ListParagraph"/>
-      </w:pPr>
-    </w:p>
-    <w:p>
-      <w:pPr>
-        <w:pStyle w:val="ListParagraph"/>
-      </w:pPr>
-    </w:p>
     <w:p/>
-    <w:p>
-      <w:r>
-        <w:br w:type="page"/>
-      </w:r>
-    </w:p>
     <w:p>
       <w:pPr>
         <w:pStyle w:val="ListParagraph"/>
@@ -1085,9 +1115,15 @@
           <w:sz w:val="32"/>
           <w:szCs w:val="32"/>
         </w:rPr>
-        <w:lastRenderedPageBreak/>
         <w:t>rsRefineVesicleFits</w:t>
       </w:r>
+      <w:r>
+        <w:rPr>
+          <w:sz w:val="32"/>
+          <w:szCs w:val="32"/>
+        </w:rPr>
+        <w:t>A</w:t>
+      </w:r>
       <w:proofErr w:type="spellEnd"/>
     </w:p>
     <w:p>
@@ -1180,9 +1216,12 @@
         <w:t>dpars.rTerms</w:t>
       </w:r>
       <w:proofErr w:type="spellEnd"/>
+      <w:r>
+        <w:t>=[</w:t>
+      </w:r>
       <w:proofErr w:type="gramEnd"/>
       <w:r>
-        <w:t>=[120 120 180 240 300 inf]</w:t>
+        <w:t>120 120 180 240 300 inf]</w:t>
       </w:r>
     </w:p>
     <w:p>
@@ -1203,7 +1242,13 @@
         <w:pStyle w:val="ListParagraph"/>
       </w:pPr>
       <w:r>
-        <w:t xml:space="preserve">The program is slow: it tries brute-force perturbations of radius, and some operations are not optimized. For substantial datasets I run it as a </w:t>
+        <w:t xml:space="preserve">The program is slow: it tries brute-force perturbations of radius, and some operations are not optimized. </w:t>
+      </w:r>
+      <w:r>
+        <w:t xml:space="preserve">It can spend 5 minutes processing a single micrograph with many vesicles. </w:t>
+      </w:r>
+      <w:r>
+        <w:t xml:space="preserve">For substantial datasets I run it as a </w:t>
       </w:r>
       <w:proofErr w:type="spellStart"/>
       <w:r>
@@ -1221,11 +1266,9 @@
       <w:r>
         <w:t xml:space="preserve"> instances on our cluster.</w:t>
       </w:r>
-    </w:p>
-    <w:p>
-      <w:pPr>
-        <w:pStyle w:val="ListParagraph"/>
-      </w:pPr>
+      <w:r>
+        <w:t xml:space="preserve"> See k3DistributedPipeline, below.</w:t>
+      </w:r>
     </w:p>
     <w:p>
       <w:pPr>
@@ -1421,9 +1464,14 @@
       </w:r>
       <w:proofErr w:type="spellStart"/>
       <w:r>
-        <w:t>micrographs_ctf_u.star</w:t>
-      </w:r>
-      <w:proofErr w:type="spellEnd"/>
+        <w:t>micrographs_ctf_</w:t>
+      </w:r>
+      <w:proofErr w:type="gramStart"/>
+      <w:r>
+        <w:t>u.star</w:t>
+      </w:r>
+      <w:proofErr w:type="spellEnd"/>
+      <w:proofErr w:type="gramEnd"/>
       <w:r>
         <w:t xml:space="preserve">). These star files are all stored in the RSC/ directory, and I import them into Relion. For particle extraction I use </w:t>
       </w:r>
@@ -1497,7 +1545,10 @@
         <w:ind w:left="360"/>
       </w:pPr>
       <w:r>
-        <w:t xml:space="preserve">A </w:t>
+        <w:t>These are a</w:t>
+      </w:r>
+      <w:r>
+        <w:t xml:space="preserve"> </w:t>
       </w:r>
       <w:proofErr w:type="spellStart"/>
       <w:r>
@@ -1559,7 +1610,7 @@
 </file>
 
 <file path=word/numbering.xml><?xml version="1.0" encoding="utf-8"?>
-<w:numbering xmlns:wpc="http://schemas.microsoft.com/office/word/2010/wordprocessingCanvas" xmlns:cx="http://schemas.microsoft.com/office/drawing/2014/chartex" xmlns:cx1="http://schemas.microsoft.com/office/drawing/2015/9/8/chartex" xmlns:cx2="http://schemas.microsoft.com/office/drawing/2015/10/21/chartex" xmlns:cx3="http://schemas.microsoft.com/office/drawing/2016/5/9/chartex" xmlns:cx4="http://schemas.microsoft.com/office/drawing/2016/5/10/chartex" xmlns:cx5="http://schemas.microsoft.com/office/drawing/2016/5/11/chartex" xmlns:cx6="http://schemas.microsoft.com/office/drawing/2016/5/12/chartex" xmlns:cx7="http://schemas.microsoft.com/office/drawing/2016/5/13/chartex" xmlns:cx8="http://schemas.microsoft.com/office/drawing/2016/5/14/chartex" xmlns:mc="http://schemas.openxmlformats.org/markup-compatibility/2006" xmlns:aink="http://schemas.microsoft.com/office/drawing/2016/ink" xmlns:am3d="http://schemas.microsoft.com/office/drawing/2017/model3d" xmlns:o="urn:schemas-microsoft-com:office:office" xmlns:oel="http://schemas.microsoft.com/office/2019/extlst" xmlns:r="http://schemas.openxmlformats.org/officeDocument/2006/relationships" xmlns:m="http://schemas.openxmlformats.org/officeDocument/2006/math" xmlns:v="urn:schemas-microsoft-com:vml" xmlns:wp14="http://schemas.microsoft.com/office/word/2010/wordprocessingDrawing" xmlns:wp="http://schemas.openxmlformats.org/drawingml/2006/wordprocessingDrawing" xmlns:w10="urn:schemas-microsoft-com:office:word" xmlns:w="http://schemas.openxmlformats.org/wordprocessingml/2006/main" xmlns:w14="http://schemas.microsoft.com/office/word/2010/wordml" xmlns:w15="http://schemas.microsoft.com/office/word/2012/wordml" xmlns:w16cex="http://schemas.microsoft.com/office/word/2018/wordml/cex" xmlns:w16cid="http://schemas.microsoft.com/office/word/2016/wordml/cid" xmlns:w16="http://schemas.microsoft.com/office/word/2018/wordml" xmlns:w16du="http://schemas.microsoft.com/office/word/2023/wordml/word16du" xmlns:w16sdtdh="http://schemas.microsoft.com/office/word/2020/wordml/sdtdatahash" xmlns:w16se="http://schemas.microsoft.com/office/word/2015/wordml/symex" xmlns:wpg="http://schemas.microsoft.com/office/word/2010/wordprocessingGroup" xmlns:wpi="http://schemas.microsoft.com/office/word/2010/wordprocessingInk" xmlns:wne="http://schemas.microsoft.com/office/word/2006/wordml" xmlns:wps="http://schemas.microsoft.com/office/word/2010/wordprocessingShape" mc:Ignorable="w14 w15 w16se w16cid w16 w16cex w16sdtdh w16du wp14">
+<w:numbering xmlns:wpc="http://schemas.microsoft.com/office/word/2010/wordprocessingCanvas" xmlns:cx="http://schemas.microsoft.com/office/drawing/2014/chartex" xmlns:cx1="http://schemas.microsoft.com/office/drawing/2015/9/8/chartex" xmlns:cx2="http://schemas.microsoft.com/office/drawing/2015/10/21/chartex" xmlns:cx3="http://schemas.microsoft.com/office/drawing/2016/5/9/chartex" xmlns:cx4="http://schemas.microsoft.com/office/drawing/2016/5/10/chartex" xmlns:cx5="http://schemas.microsoft.com/office/drawing/2016/5/11/chartex" xmlns:cx6="http://schemas.microsoft.com/office/drawing/2016/5/12/chartex" xmlns:cx7="http://schemas.microsoft.com/office/drawing/2016/5/13/chartex" xmlns:cx8="http://schemas.microsoft.com/office/drawing/2016/5/14/chartex" xmlns:mc="http://schemas.openxmlformats.org/markup-compatibility/2006" xmlns:aink="http://schemas.microsoft.com/office/drawing/2016/ink" xmlns:am3d="http://schemas.microsoft.com/office/drawing/2017/model3d" xmlns:o="urn:schemas-microsoft-com:office:office" xmlns:oel="http://schemas.microsoft.com/office/2019/extlst" xmlns:r="http://schemas.openxmlformats.org/officeDocument/2006/relationships" xmlns:m="http://schemas.openxmlformats.org/officeDocument/2006/math" xmlns:v="urn:schemas-microsoft-com:vml" xmlns:wp14="http://schemas.microsoft.com/office/word/2010/wordprocessingDrawing" xmlns:wp="http://schemas.openxmlformats.org/drawingml/2006/wordprocessingDrawing" xmlns:w10="urn:schemas-microsoft-com:office:word" xmlns:w="http://schemas.openxmlformats.org/wordprocessingml/2006/main" xmlns:w14="http://schemas.microsoft.com/office/word/2010/wordml" xmlns:w15="http://schemas.microsoft.com/office/word/2012/wordml" xmlns:w16cex="http://schemas.microsoft.com/office/word/2018/wordml/cex" xmlns:w16cid="http://schemas.microsoft.com/office/word/2016/wordml/cid" xmlns:w16="http://schemas.microsoft.com/office/word/2018/wordml" xmlns:w16du="http://schemas.microsoft.com/office/word/2023/wordml/word16du" xmlns:w16sdtdh="http://schemas.microsoft.com/office/word/2020/wordml/sdtdatahash" xmlns:w16sdtfl="http://schemas.microsoft.com/office/word/2024/wordml/sdtformatlock" xmlns:w16se="http://schemas.microsoft.com/office/word/2015/wordml/symex" xmlns:wpg="http://schemas.microsoft.com/office/word/2010/wordprocessingGroup" xmlns:wpi="http://schemas.microsoft.com/office/word/2010/wordprocessingInk" xmlns:wne="http://schemas.microsoft.com/office/word/2006/wordml" xmlns:wps="http://schemas.microsoft.com/office/word/2010/wordprocessingShape" mc:Ignorable="w14 w15 w16se w16cid w16 w16cex w16sdtdh w16sdtfl w16du wp14">
   <w:abstractNum w:abstractNumId="0" w15:restartNumberingAfterBreak="0">
     <w:nsid w:val="399F3F34"/>
     <w:multiLevelType w:val="hybridMultilevel"/>
@@ -2465,7 +2516,7 @@
 </file>
 
 <file path=word/styles.xml><?xml version="1.0" encoding="utf-8"?>
-<w:styles xmlns:mc="http://schemas.openxmlformats.org/markup-compatibility/2006" xmlns:r="http://schemas.openxmlformats.org/officeDocument/2006/relationships" xmlns:w="http://schemas.openxmlformats.org/wordprocessingml/2006/main" xmlns:w14="http://schemas.microsoft.com/office/word/2010/wordml" xmlns:w15="http://schemas.microsoft.com/office/word/2012/wordml" xmlns:w16cex="http://schemas.microsoft.com/office/word/2018/wordml/cex" xmlns:w16cid="http://schemas.microsoft.com/office/word/2016/wordml/cid" xmlns:w16="http://schemas.microsoft.com/office/word/2018/wordml" xmlns:w16du="http://schemas.microsoft.com/office/word/2023/wordml/word16du" xmlns:w16sdtdh="http://schemas.microsoft.com/office/word/2020/wordml/sdtdatahash" xmlns:w16se="http://schemas.microsoft.com/office/word/2015/wordml/symex" mc:Ignorable="w14 w15 w16se w16cid w16 w16cex w16sdtdh w16du">
+<w:styles xmlns:mc="http://schemas.openxmlformats.org/markup-compatibility/2006" xmlns:r="http://schemas.openxmlformats.org/officeDocument/2006/relationships" xmlns:w="http://schemas.openxmlformats.org/wordprocessingml/2006/main" xmlns:w14="http://schemas.microsoft.com/office/word/2010/wordml" xmlns:w15="http://schemas.microsoft.com/office/word/2012/wordml" xmlns:w16cex="http://schemas.microsoft.com/office/word/2018/wordml/cex" xmlns:w16cid="http://schemas.microsoft.com/office/word/2016/wordml/cid" xmlns:w16="http://schemas.microsoft.com/office/word/2018/wordml" xmlns:w16du="http://schemas.microsoft.com/office/word/2023/wordml/word16du" xmlns:w16sdtdh="http://schemas.microsoft.com/office/word/2020/wordml/sdtdatahash" xmlns:w16sdtfl="http://schemas.microsoft.com/office/word/2024/wordml/sdtformatlock" xmlns:w16se="http://schemas.microsoft.com/office/word/2015/wordml/symex" mc:Ignorable="w14 w15 w16se w16cid w16 w16cex w16sdtdh w16sdtfl w16du">
   <w:docDefaults>
     <w:rPrDefault>
       <w:rPr>
